--- a/references.docx
+++ b/references.docx
@@ -7,13 +7,23 @@
         <w:pStyle w:val="Author"/>
       </w:pPr>
       <w:r>
-        <w:t xml:space="preserve">Dr. Lennart</w:t>
-      </w:r>
-      <w:r>
-        <w:t xml:space="preserve"> </w:t>
-      </w:r>
-      <w:r>
-        <w:t xml:space="preserve">Wittkuhn</w:t>
+        <w:t xml:space="preserve">Dr. Lennart Wittkuhn</w:t>
+      </w:r>
+    </w:p>
+    <w:p>
+      <w:pPr>
+        <w:pStyle w:val="Author"/>
+      </w:pPr>
+      <w:r>
+        <w:t xml:space="preserve">Reza Hakimazar</w:t>
+      </w:r>
+    </w:p>
+    <w:p>
+      <w:pPr>
+        <w:pStyle w:val="Author"/>
+      </w:pPr>
+      <w:r>
+        <w:t xml:space="preserve">Prof. Dr. Nicolas W. Schuck</w:t>
       </w:r>
     </w:p>
     <w:bookmarkStart w:id="43" w:name="references"/>
@@ -561,7 +571,11 @@
     <w:bookmarkEnd w:id="41"/>
     <w:bookmarkEnd w:id="42"/>
     <w:bookmarkEnd w:id="43"/>
-    <w:sectPr/>
+    <w:sectPr>
+      <w:footnotePr>
+        <w:numRestart w:val="eachSect"/>
+      </w:footnotePr>
+    </w:sectPr>
   </w:body>
 </w:document>
 </file>
@@ -733,8 +747,6 @@
     </w:pPr>
     <w:rPr>
       <w:rFonts w:asciiTheme="majorHAnsi" w:cstheme="majorBidi" w:eastAsiaTheme="majorEastAsia" w:hAnsiTheme="majorHAnsi"/>
-      <w:spacing w:val="-10"/>
-      <w:kern w:val="28"/>
       <w:sz w:val="56"/>
       <w:szCs w:val="56"/>
     </w:rPr>
@@ -747,15 +759,13 @@
     <w:rsid w:val="00A10FD9"/>
     <w:rPr>
       <w:rFonts w:asciiTheme="majorHAnsi" w:cstheme="majorBidi" w:eastAsiaTheme="majorEastAsia" w:hAnsiTheme="majorHAnsi"/>
-      <w:spacing w:val="-10"/>
-      <w:kern w:val="28"/>
       <w:sz w:val="56"/>
       <w:szCs w:val="56"/>
     </w:rPr>
   </w:style>
   <w:style w:styleId="Subtitle" w:type="paragraph">
     <w:name w:val="Subtitle"/>
-    <w:basedOn w:val="Normal"/>
+    <w:basedOn w:val="Title"/>
     <w:next w:val="BodyText"/>
     <w:link w:val="SubtitleChar"/>
     <w:uiPriority w:val="11"/>
@@ -766,6 +776,19 @@
         <w:ilvl w:val="1"/>
       </w:numPr>
     </w:pPr>
+    <w:rPr>
+      <w:rFonts w:cstheme="majorBidi" w:eastAsiaTheme="majorEastAsia"/>
+      <w:spacing w:val="15"/>
+      <w:sz w:val="28"/>
+      <w:szCs w:val="28"/>
+    </w:rPr>
+  </w:style>
+  <w:style w:customStyle="1" w:styleId="SubtitleChar" w:type="character">
+    <w:name w:val="Subtitle Char"/>
+    <w:basedOn w:val="DefaultParagraphFont"/>
+    <w:link w:val="Subtitle"/>
+    <w:uiPriority w:val="11"/>
+    <w:rsid w:val="00A10FD9"/>
     <w:rPr>
       <w:rFonts w:cstheme="majorBidi" w:eastAsiaTheme="majorEastAsia"/>
       <w:color w:themeColor="text1" w:themeTint="A6" w:val="595959"/>
@@ -774,39 +797,33 @@
       <w:szCs w:val="28"/>
     </w:rPr>
   </w:style>
-  <w:style w:customStyle="1" w:styleId="SubtitleChar" w:type="character">
-    <w:name w:val="Subtitle Char"/>
-    <w:basedOn w:val="DefaultParagraphFont"/>
-    <w:link w:val="Subtitle"/>
-    <w:uiPriority w:val="11"/>
-    <w:rsid w:val="00A10FD9"/>
-    <w:rPr>
-      <w:rFonts w:cstheme="majorBidi" w:eastAsiaTheme="majorEastAsia"/>
-      <w:color w:themeColor="text1" w:themeTint="A6" w:val="595959"/>
-      <w:spacing w:val="15"/>
-      <w:sz w:val="28"/>
-      <w:szCs w:val="28"/>
-    </w:rPr>
-  </w:style>
   <w:style w:customStyle="1" w:styleId="Author" w:type="paragraph">
     <w:name w:val="Author"/>
+    <w:basedOn w:val="Title"/>
     <w:next w:val="BodyText"/>
     <w:qFormat/>
     <w:pPr>
       <w:keepNext/>
       <w:keepLines/>
-      <w:jc w:val="center"/>
-    </w:pPr>
+    </w:pPr>
+    <w:rPr>
+      <w:sz w:val="24"/>
+      <w:szCs w:val="24"/>
+    </w:rPr>
   </w:style>
   <w:style w:styleId="Date" w:type="paragraph">
     <w:name w:val="Date"/>
+    <w:basedOn w:val="Title"/>
     <w:next w:val="BodyText"/>
     <w:qFormat/>
     <w:pPr>
       <w:keepNext/>
       <w:keepLines/>
-      <w:jc w:val="center"/>
-    </w:pPr>
+    </w:pPr>
+    <w:rPr>
+      <w:sz w:val="24"/>
+      <w:szCs w:val="24"/>
+    </w:rPr>
   </w:style>
   <w:style w:customStyle="1" w:styleId="AbstractTitle" w:type="paragraph">
     <w:name w:val="Abstract Title"/>
@@ -821,7 +838,6 @@
     </w:pPr>
     <w:rPr>
       <w:b/>
-      <w:color w:val="345A8A"/>
       <w:sz w:val="20"/>
       <w:szCs w:val="20"/>
     </w:rPr>

--- a/references.docx
+++ b/references.docx
@@ -8,22 +8,6 @@
       </w:pPr>
       <w:r>
         <w:t xml:space="preserve">Dr. Lennart Wittkuhn</w:t>
-      </w:r>
-    </w:p>
-    <w:p>
-      <w:pPr>
-        <w:pStyle w:val="Author"/>
-      </w:pPr>
-      <w:r>
-        <w:t xml:space="preserve">Reza Hakimazar</w:t>
-      </w:r>
-    </w:p>
-    <w:p>
-      <w:pPr>
-        <w:pStyle w:val="Author"/>
-      </w:pPr>
-      <w:r>
-        <w:t xml:space="preserve">Prof. Dr. Nicolas W. Schuck</w:t>
       </w:r>
     </w:p>
     <w:bookmarkStart w:id="43" w:name="references"/>

--- a/references.docx
+++ b/references.docx
@@ -10,17 +10,33 @@
         <w:t xml:space="preserve">Dr. Lennart Wittkuhn</w:t>
       </w:r>
     </w:p>
-    <w:bookmarkStart w:id="43" w:name="references"/>
     <w:p>
       <w:pPr>
+        <w:pStyle w:val="Author"/>
+      </w:pPr>
+      <w:r>
+        <w:t xml:space="preserve">Reza Hakimazar</w:t>
+      </w:r>
+    </w:p>
+    <w:p>
+      <w:pPr>
+        <w:pStyle w:val="Author"/>
+      </w:pPr>
+      <w:r>
+        <w:t xml:space="preserve">Prof. Dr. Nicolas W. Schuck</w:t>
+      </w:r>
+    </w:p>
+    <w:bookmarkStart w:id="32" w:name="references"/>
+    <w:p>
+      <w:pPr>
         <w:pStyle w:val="Heading2"/>
       </w:pPr>
       <w:r>
         <w:t xml:space="preserve">References</w:t>
       </w:r>
     </w:p>
-    <w:bookmarkStart w:id="42" w:name="refs"/>
-    <w:bookmarkStart w:id="21" w:name="ref-baker2016"/>
+    <w:bookmarkStart w:id="31" w:name="refs"/>
+    <w:bookmarkStart w:id="10" w:name="ref-baker2016"/>
     <w:p>
       <w:pPr>
         <w:pStyle w:val="Bibliography"/>
@@ -57,7 +73,7 @@
       <w:r>
         <w:t xml:space="preserve"> </w:t>
       </w:r>
-      <w:hyperlink r:id="rId20">
+      <w:hyperlink r:id="rId9">
         <w:r>
           <w:rPr>
             <w:rStyle w:val="Hyperlink"/>
@@ -66,8 +82,8 @@
         </w:r>
       </w:hyperlink>
     </w:p>
-    <w:bookmarkEnd w:id="21"/>
-    <w:bookmarkStart w:id="23" w:name="ref-crüwell2023"/>
+    <w:bookmarkEnd w:id="10"/>
+    <w:bookmarkStart w:id="12" w:name="ref-crüwell2023"/>
     <w:p>
       <w:pPr>
         <w:pStyle w:val="Bibliography"/>
@@ -79,7 +95,7 @@
         <w:t xml:space="preserve">’</w:t>
       </w:r>
       <w:r>
-        <w:t xml:space="preserve">s in a Badge? A Computational Reproducibility Investigation of the Open Data Badge Policy in One Issue of</w:t>
+        <w:t xml:space="preserve">s in a badge? A computational reproducibility investigation of the open data badge policy in one issue of</w:t>
       </w:r>
       <w:r>
         <w:t xml:space="preserve"> </w:t>
@@ -123,7 +139,7 @@
       <w:r>
         <w:t xml:space="preserve"> </w:t>
       </w:r>
-      <w:hyperlink r:id="rId22">
+      <w:hyperlink r:id="rId11">
         <w:r>
           <w:rPr>
             <w:rStyle w:val="Hyperlink"/>
@@ -132,8 +148,8 @@
         </w:r>
       </w:hyperlink>
     </w:p>
-    <w:bookmarkEnd w:id="23"/>
-    <w:bookmarkStart w:id="25" w:name="ref-garcia2020"/>
+    <w:bookmarkEnd w:id="12"/>
+    <w:bookmarkStart w:id="14" w:name="ref-garcia2020"/>
     <w:p>
       <w:pPr>
         <w:pStyle w:val="Bibliography"/>
@@ -170,7 +186,7 @@
       <w:r>
         <w:t xml:space="preserve"> </w:t>
       </w:r>
-      <w:hyperlink r:id="rId24">
+      <w:hyperlink r:id="rId13">
         <w:r>
           <w:rPr>
             <w:rStyle w:val="Hyperlink"/>
@@ -179,14 +195,17 @@
         </w:r>
       </w:hyperlink>
     </w:p>
-    <w:bookmarkEnd w:id="25"/>
-    <w:bookmarkStart w:id="27" w:name="ref-hardwicke2021"/>
+    <w:bookmarkEnd w:id="14"/>
+    <w:bookmarkStart w:id="16" w:name="ref-hardwicke2021"/>
     <w:p>
       <w:pPr>
         <w:pStyle w:val="Bibliography"/>
       </w:pPr>
       <w:r>
-        <w:t xml:space="preserve">Hardwicke, T. E., Bohn, M., MacDonald, K., Hembacher, E., Nuijten, M. B., Peloquin, B. N., deMayo, B. E., Long, B., Yoon, E. J., &amp; Frank, M. C. (2021). Analytic reproducibility in articles receiving open data badges at the journal</w:t>
+        <w:t xml:space="preserve">Hardwicke, T. E., Bohn, M., MacDonald, K., Hembacher, E., Nuijten, M. B., Peloquin, B. N., deMayo, B. E., Long, B., Yoon, E. J., &amp; Frank, M. C.</w:t>
+      </w:r>
+      <w:r>
+        <w:t xml:space="preserve"> (2021). Analytic reproducibility in articles receiving open data badges at the journal</w:t>
       </w:r>
       <w:r>
         <w:t xml:space="preserve"> </w:t>
@@ -202,7 +221,7 @@
         <w:t xml:space="preserve"> </w:t>
       </w:r>
       <w:r>
-        <w:t xml:space="preserve">: an observational study.</w:t>
+        <w:t xml:space="preserve">: An observational study.</w:t>
       </w:r>
       <w:r>
         <w:t xml:space="preserve"> </w:t>
@@ -233,7 +252,7 @@
       <w:r>
         <w:t xml:space="preserve"> </w:t>
       </w:r>
-      <w:hyperlink r:id="rId26">
+      <w:hyperlink r:id="rId15">
         <w:r>
           <w:rPr>
             <w:rStyle w:val="Hyperlink"/>
@@ -242,8 +261,8 @@
         </w:r>
       </w:hyperlink>
     </w:p>
-    <w:bookmarkEnd w:id="27"/>
-    <w:bookmarkStart w:id="29" w:name="ref-munafò2017"/>
+    <w:bookmarkEnd w:id="16"/>
+    <w:bookmarkStart w:id="18" w:name="ref-munafò2017"/>
     <w:p>
       <w:pPr>
         <w:pStyle w:val="Bibliography"/>
@@ -280,7 +299,7 @@
       <w:r>
         <w:t xml:space="preserve"> </w:t>
       </w:r>
-      <w:hyperlink r:id="rId28">
+      <w:hyperlink r:id="rId17">
         <w:r>
           <w:rPr>
             <w:rStyle w:val="Hyperlink"/>
@@ -289,14 +308,14 @@
         </w:r>
       </w:hyperlink>
     </w:p>
-    <w:bookmarkEnd w:id="29"/>
-    <w:bookmarkStart w:id="31" w:name="ref-obels2020"/>
+    <w:bookmarkEnd w:id="18"/>
+    <w:bookmarkStart w:id="20" w:name="ref-obels2020"/>
     <w:p>
       <w:pPr>
         <w:pStyle w:val="Bibliography"/>
       </w:pPr>
       <w:r>
-        <w:t xml:space="preserve">Obels, P., Lakens, D., Coles, N. A., Gottfried, J., &amp; Green, S. A. (2020). Analysis of Open Data and Computational Reproducibility in Registered Reports in Psychology.</w:t>
+        <w:t xml:space="preserve">Obels, P., Lakens, D., Coles, N. A., Gottfried, J., &amp; Green, S. A. (2020). Analysis of open data and computational reproducibility in registered reports in psychology.</w:t>
       </w:r>
       <w:r>
         <w:t xml:space="preserve"> </w:t>
@@ -327,7 +346,7 @@
       <w:r>
         <w:t xml:space="preserve"> </w:t>
       </w:r>
-      <w:hyperlink r:id="rId30">
+      <w:hyperlink r:id="rId19">
         <w:r>
           <w:rPr>
             <w:rStyle w:val="Hyperlink"/>
@@ -336,8 +355,8 @@
         </w:r>
       </w:hyperlink>
     </w:p>
-    <w:bookmarkEnd w:id="31"/>
-    <w:bookmarkStart w:id="33" w:name="ref-opensciencecollaboration2015"/>
+    <w:bookmarkEnd w:id="20"/>
+    <w:bookmarkStart w:id="22" w:name="ref-opensciencecollaboration2015"/>
     <w:p>
       <w:pPr>
         <w:pStyle w:val="Bibliography"/>
@@ -374,7 +393,7 @@
       <w:r>
         <w:t xml:space="preserve"> </w:t>
       </w:r>
-      <w:hyperlink r:id="rId32">
+      <w:hyperlink r:id="rId21">
         <w:r>
           <w:rPr>
             <w:rStyle w:val="Hyperlink"/>
@@ -383,8 +402,8 @@
         </w:r>
       </w:hyperlink>
     </w:p>
-    <w:bookmarkEnd w:id="33"/>
-    <w:bookmarkStart w:id="35" w:name="ref-plomp2023"/>
+    <w:bookmarkEnd w:id="22"/>
+    <w:bookmarkStart w:id="24" w:name="ref-plomp2023"/>
     <w:p>
       <w:pPr>
         <w:pStyle w:val="Bibliography"/>
@@ -408,7 +427,7 @@
       <w:r>
         <w:t xml:space="preserve"> </w:t>
       </w:r>
-      <w:hyperlink r:id="rId34">
+      <w:hyperlink r:id="rId23">
         <w:r>
           <w:rPr>
             <w:rStyle w:val="Hyperlink"/>
@@ -417,8 +436,8 @@
         </w:r>
       </w:hyperlink>
     </w:p>
-    <w:bookmarkEnd w:id="35"/>
-    <w:bookmarkStart w:id="37" w:name="ref-turingway2022"/>
+    <w:bookmarkEnd w:id="24"/>
+    <w:bookmarkStart w:id="26" w:name="ref-turingway2022"/>
     <w:p>
       <w:pPr>
         <w:pStyle w:val="Bibliography"/>
@@ -449,7 +468,7 @@
       <w:r>
         <w:t xml:space="preserve"> </w:t>
       </w:r>
-      <w:hyperlink r:id="rId36">
+      <w:hyperlink r:id="rId25">
         <w:r>
           <w:rPr>
             <w:rStyle w:val="Hyperlink"/>
@@ -458,8 +477,8 @@
         </w:r>
       </w:hyperlink>
     </w:p>
-    <w:bookmarkEnd w:id="37"/>
-    <w:bookmarkStart w:id="39" w:name="ref-wicherts2006"/>
+    <w:bookmarkEnd w:id="26"/>
+    <w:bookmarkStart w:id="28" w:name="ref-wicherts2006"/>
     <w:p>
       <w:pPr>
         <w:pStyle w:val="Bibliography"/>
@@ -496,7 +515,7 @@
       <w:r>
         <w:t xml:space="preserve"> </w:t>
       </w:r>
-      <w:hyperlink r:id="rId38">
+      <w:hyperlink r:id="rId27">
         <w:r>
           <w:rPr>
             <w:rStyle w:val="Hyperlink"/>
@@ -505,14 +524,17 @@
         </w:r>
       </w:hyperlink>
     </w:p>
-    <w:bookmarkEnd w:id="39"/>
-    <w:bookmarkStart w:id="41" w:name="ref-wilkinson2016"/>
+    <w:bookmarkEnd w:id="28"/>
+    <w:bookmarkStart w:id="30" w:name="ref-wilkinson2016"/>
     <w:p>
       <w:pPr>
         <w:pStyle w:val="Bibliography"/>
       </w:pPr>
       <w:r>
-        <w:t xml:space="preserve">Wilkinson, M. D., Dumontier, M., Aalbersberg, Ij. J., Appleton, G., Axton, M., Baak, A., Blomberg, N., Boiten, J.-W., Silva Santos, L. B. da, Bourne, P. E., Bouwman, J., Brookes, A. J., Clark, T., Crosas, M., Dillo, I., Dumon, O., Edmunds, S., Evelo, C. T., Finkers, R., … Mons, B. (2016). The FAIR Guiding Principles for scientific data management and stewardship.</w:t>
+        <w:t xml:space="preserve">Wilkinson, M. D., Dumontier, M., Aalbersberg, Ij. J., Appleton, G., Axton, M., Baak, A., Blomberg, N., Boiten, J.-W., Silva Santos, L. B. da, Bourne, P. E., Bouwman, J., Brookes, A. J., Clark, T., Crosas, M., Dillo, I., Dumon, O., Edmunds, S., Evelo, C. T., Finkers, R., … Mons, B.</w:t>
+      </w:r>
+      <w:r>
+        <w:t xml:space="preserve"> (2016). The FAIR guiding principles for scientific data management and stewardship.</w:t>
       </w:r>
       <w:r>
         <w:t xml:space="preserve"> </w:t>
@@ -543,7 +565,7 @@
       <w:r>
         <w:t xml:space="preserve"> </w:t>
       </w:r>
-      <w:hyperlink r:id="rId40">
+      <w:hyperlink r:id="rId29">
         <w:r>
           <w:rPr>
             <w:rStyle w:val="Hyperlink"/>
@@ -552,9 +574,9 @@
         </w:r>
       </w:hyperlink>
     </w:p>
-    <w:bookmarkEnd w:id="41"/>
-    <w:bookmarkEnd w:id="42"/>
-    <w:bookmarkEnd w:id="43"/>
+    <w:bookmarkEnd w:id="30"/>
+    <w:bookmarkEnd w:id="31"/>
+    <w:bookmarkEnd w:id="32"/>
     <w:sectPr>
       <w:footnotePr>
         <w:numRestart w:val="eachSect"/>
@@ -676,10 +698,10 @@
   <w:docDefaults>
     <w:rPrDefault>
       <w:rPr>
-        <w:rFonts w:asciiTheme="minorHAnsi" w:cstheme="minorBidi" w:eastAsiaTheme="minorHAnsi" w:hAnsiTheme="minorHAnsi"/>
+        <w:rFonts w:asciiTheme="minorHAnsi" w:cstheme="minorBidi" w:eastAsiaTheme="minorEastAsia" w:hAnsiTheme="minorHAnsi"/>
         <w:sz w:val="24"/>
         <w:szCs w:val="24"/>
-        <w:lang w:bidi="ar-SA" w:eastAsia="en-US" w:val="en-US"/>
+        <w:lang w:bidi="ar-SA" w:eastAsia="zh-CN" w:val="en-US"/>
       </w:rPr>
     </w:rPrDefault>
     <w:pPrDefault>
@@ -1220,13 +1242,6 @@
       </w:tblCellMar>
     </w:tblPr>
     <w:tblStylePr w:type="firstRow">
-      <w:tblPr>
-        <w:jc w:val="left"/>
-        <w:tblInd w:type="dxa" w:w="0"/>
-      </w:tblPr>
-      <w:trPr>
-        <w:jc w:val="left"/>
-      </w:trPr>
       <w:tcPr>
         <w:tcBorders>
           <w:bottom w:val="single"/>
